--- a/examples/showcase/CV - Northwind Operations - Senior PM.docx
+++ b/examples/showcase/CV - Northwind Operations - Senior PM.docx
@@ -122,7 +122,7 @@
           <w:sz w:val="20"/>
           <w:szCs w:val="20"/>
         </w:rPr>
-        <w:t xml:space="preserve">Senior product manager with eight years shipping consumer and enterprise products across mobile and web. Most recent work rebuilt an onboarding funnel for a 15-million-user product, lifting 7-day activation from 32% to 38% in a single quarter and earning a TechCrunch case study. Strong at turning quantitative funnel insight into roadmap priorities that cross-functional teams will defend.</w:t>
+        <w:t xml:space="preserve">Senior product manager with eight years shipping consumer and enterprise products across mobile and web. Most recent work rebuilt an onboarding funnel for a 15-million-user product, lifting 7-day activation from 32% to 38% in a single quarter and earning a TechCrunch case study. Strong at turning quantitative funnel insight into roadmap priorities that cross-functional teams will defend, now aimed at mid-market B2B SaaS.</w:t>
       </w:r>
     </w:p>
     <w:p>
@@ -161,7 +161,7 @@
           <w:sz w:val="20"/>
           <w:szCs w:val="20"/>
         </w:rPr>
-        <w:t xml:space="preserve">Product-led growth: </w:t>
+        <w:t xml:space="preserve">Product-Led Growth: </w:t>
       </w:r>
       <w:r>
         <w:rPr>
@@ -191,7 +191,7 @@
           <w:sz w:val="20"/>
           <w:szCs w:val="20"/>
         </w:rPr>
-        <w:t xml:space="preserve">Roadmap ownership: </w:t>
+        <w:t xml:space="preserve">Roadmap Ownership: </w:t>
       </w:r>
       <w:r>
         <w:rPr>
@@ -221,47 +221,47 @@
           <w:sz w:val="20"/>
           <w:szCs w:val="20"/>
         </w:rPr>
-        <w:t xml:space="preserve">User research: </w:t>
-      </w:r>
-      <w:r>
-        <w:rPr>
-          <w:rFonts w:ascii="Calibri" w:cs="Calibri" w:eastAsia="Calibri" w:hAnsi="Calibri"/>
-          <w:b w:val="false"/>
-          <w:bCs w:val="false"/>
-          <w:sz w:val="20"/>
-          <w:szCs w:val="20"/>
-        </w:rPr>
-        <w:t xml:space="preserve">qualitative interviewing, usability testing, jobs-to-be-done frameworks</w:t>
-      </w:r>
-    </w:p>
-    <w:p>
-      <w:pPr>
-        <w:pStyle w:val="ListParagraph"/>
-        <w:numPr>
-          <w:ilvl w:val="0"/>
-          <w:numId w:val="2"/>
-        </w:numPr>
-        <w:spacing w:after="60"/>
-      </w:pPr>
-      <w:r>
-        <w:rPr>
-          <w:rFonts w:ascii="Calibri" w:cs="Calibri" w:eastAsia="Calibri" w:hAnsi="Calibri"/>
-          <w:b/>
-          <w:bCs/>
-          <w:sz w:val="20"/>
-          <w:szCs w:val="20"/>
-        </w:rPr>
-        <w:t xml:space="preserve">Cross-functional delivery: </w:t>
-      </w:r>
-      <w:r>
-        <w:rPr>
-          <w:rFonts w:ascii="Calibri" w:cs="Calibri" w:eastAsia="Calibri" w:hAnsi="Calibri"/>
-          <w:b w:val="false"/>
-          <w:bCs w:val="false"/>
-          <w:sz w:val="20"/>
-          <w:szCs w:val="20"/>
-        </w:rPr>
-        <w:t xml:space="preserve">shipping in two-week iterations across async, distributed teams</w:t>
+        <w:t xml:space="preserve">User Research: </w:t>
+      </w:r>
+      <w:r>
+        <w:rPr>
+          <w:rFonts w:ascii="Calibri" w:cs="Calibri" w:eastAsia="Calibri" w:hAnsi="Calibri"/>
+          <w:b w:val="false"/>
+          <w:bCs w:val="false"/>
+          <w:sz w:val="20"/>
+          <w:szCs w:val="20"/>
+        </w:rPr>
+        <w:t xml:space="preserve">qualitative interviewing, usability testing, and jobs-to-be-done frameworks run as a practice</w:t>
+      </w:r>
+    </w:p>
+    <w:p>
+      <w:pPr>
+        <w:pStyle w:val="ListParagraph"/>
+        <w:numPr>
+          <w:ilvl w:val="0"/>
+          <w:numId w:val="2"/>
+        </w:numPr>
+        <w:spacing w:after="60"/>
+      </w:pPr>
+      <w:r>
+        <w:rPr>
+          <w:rFonts w:ascii="Calibri" w:cs="Calibri" w:eastAsia="Calibri" w:hAnsi="Calibri"/>
+          <w:b/>
+          <w:bCs/>
+          <w:sz w:val="20"/>
+          <w:szCs w:val="20"/>
+        </w:rPr>
+        <w:t xml:space="preserve">Cross-Functional Delivery: </w:t>
+      </w:r>
+      <w:r>
+        <w:rPr>
+          <w:rFonts w:ascii="Calibri" w:cs="Calibri" w:eastAsia="Calibri" w:hAnsi="Calibri"/>
+          <w:b w:val="false"/>
+          <w:bCs w:val="false"/>
+          <w:sz w:val="20"/>
+          <w:szCs w:val="20"/>
+        </w:rPr>
+        <w:t xml:space="preserve">shipping in two-week iterations across async, distributed product &amp; engineering teams</w:t>
       </w:r>
     </w:p>
     <w:p>
@@ -409,82 +409,107 @@
           <w:sz w:val="20"/>
           <w:szCs w:val="20"/>
         </w:rPr>
-        <w:t xml:space="preserve">
-          <w:r>
-            <w:t xml:space="preserve">Led the onboarding redesign that lifted </w:t>
-          </w:r>
-          <w:r>
-            <w:rPr>
-              <w:b/>
-            </w:rPr>
-            <w:t xml:space="preserve">7-day activation from 32% to 38%</w:t>
-          </w:r>
-          <w:r>
-            <w:t xml:space="preserve"> in one quarter; </w:t>
-          </w:r>
-          <w:r>
-            <w:rPr>
-              <w:b/>
-            </w:rPr>
-            <w:t xml:space="preserve">TechCrunch</w:t>
-          </w:r>
-          <w:r>
-            <w:t xml:space="preserve"> covered the work as a case study in product-led growth at scale.</w:t>
-          </w:r>
-        </w:t>
-      </w:r>
-    </w:p>
-    <w:p>
-      <w:pPr>
-        <w:pStyle w:val="ListParagraph"/>
-        <w:numPr>
-          <w:ilvl w:val="0"/>
-          <w:numId w:val="2"/>
-        </w:numPr>
-        <w:spacing w:after="60"/>
-      </w:pPr>
-      <w:r>
-        <w:rPr>
-          <w:rFonts w:ascii="Calibri" w:cs="Calibri" w:eastAsia="Calibri" w:hAnsi="Calibri"/>
-          <w:b w:val="false"/>
-          <w:bCs w:val="false"/>
-          <w:sz w:val="20"/>
-          <w:szCs w:val="20"/>
-        </w:rPr>
-        <w:t xml:space="preserve">
-          <w:r>
-            <w:t xml:space="preserve">Built the experimentation platform now running 40+ concurrent tests across 7 product surfaces, cutting time from hypothesis to readout from </w:t>
-          </w:r>
-          <w:r>
-            <w:rPr>
-              <w:b/>
-            </w:rPr>
-            <w:t xml:space="preserve">three weeks to six days</w:t>
-          </w:r>
-          <w:r>
-            <w:t xml:space="preserve">.</w:t>
-          </w:r>
-        </w:t>
-      </w:r>
-    </w:p>
-    <w:p>
-      <w:pPr>
-        <w:pStyle w:val="ListParagraph"/>
-        <w:numPr>
-          <w:ilvl w:val="0"/>
-          <w:numId w:val="2"/>
-        </w:numPr>
-        <w:spacing w:after="60"/>
-      </w:pPr>
-      <w:r>
-        <w:rPr>
-          <w:rFonts w:ascii="Calibri" w:cs="Calibri" w:eastAsia="Calibri" w:hAnsi="Calibri"/>
-          <w:b w:val="false"/>
-          <w:bCs w:val="false"/>
-          <w:sz w:val="20"/>
-          <w:szCs w:val="20"/>
-        </w:rPr>
-        <w:t xml:space="preserve">Owned the activation roadmap end to end, including quarterly OKRs, prioritization, and cross-functional coordination across engineering, design, marketing, and analytics.</w:t>
+        <w:t xml:space="preserve">Led the onboarding redesign that lifted </w:t>
+      </w:r>
+      <w:r>
+        <w:rPr>
+          <w:rFonts w:ascii="Calibri" w:cs="Calibri" w:eastAsia="Calibri" w:hAnsi="Calibri"/>
+          <w:b/>
+          <w:bCs/>
+          <w:sz w:val="20"/>
+          <w:szCs w:val="20"/>
+        </w:rPr>
+        <w:t>7-day activation from 32% to 38%</w:t>
+      </w:r>
+      <w:r>
+        <w:rPr>
+          <w:rFonts w:ascii="Calibri" w:cs="Calibri" w:eastAsia="Calibri" w:hAnsi="Calibri"/>
+          <w:b w:val="false"/>
+          <w:bCs w:val="false"/>
+          <w:sz w:val="20"/>
+          <w:szCs w:val="20"/>
+        </w:rPr>
+        <w:t xml:space="preserve"> in one quarter: a full funnel teardown that surfaced three drop-off points, prioritized a mistimed permissions prompt, and shipped a re-sequenced flow that </w:t>
+      </w:r>
+      <w:r>
+        <w:rPr>
+          <w:rFonts w:ascii="Calibri" w:cs="Calibri" w:eastAsia="Calibri" w:hAnsi="Calibri"/>
+          <w:b/>
+          <w:bCs/>
+          <w:sz w:val="20"/>
+          <w:szCs w:val="20"/>
+        </w:rPr>
+        <w:t>TechCrunch</w:t>
+      </w:r>
+      <w:r>
+        <w:rPr>
+          <w:rFonts w:ascii="Calibri" w:cs="Calibri" w:eastAsia="Calibri" w:hAnsi="Calibri"/>
+          <w:b w:val="false"/>
+          <w:bCs w:val="false"/>
+          <w:sz w:val="20"/>
+          <w:szCs w:val="20"/>
+        </w:rPr>
+        <w:t xml:space="preserve"> covered as a case study in product-led growth.</w:t>
+      </w:r>
+    </w:p>
+    <w:p>
+      <w:pPr>
+        <w:pStyle w:val="ListParagraph"/>
+        <w:numPr>
+          <w:ilvl w:val="0"/>
+          <w:numId w:val="2"/>
+        </w:numPr>
+        <w:spacing w:after="60"/>
+      </w:pPr>
+      <w:r>
+        <w:rPr>
+          <w:rFonts w:ascii="Calibri" w:cs="Calibri" w:eastAsia="Calibri" w:hAnsi="Calibri"/>
+          <w:b w:val="false"/>
+          <w:bCs w:val="false"/>
+          <w:sz w:val="20"/>
+          <w:szCs w:val="20"/>
+        </w:rPr>
+        <w:t xml:space="preserve">Built the experimentation platform the product team now runs on, cutting test turnaround from roughly </w:t>
+      </w:r>
+      <w:r>
+        <w:rPr>
+          <w:rFonts w:ascii="Calibri" w:cs="Calibri" w:eastAsia="Calibri" w:hAnsi="Calibri"/>
+          <w:b/>
+          <w:bCs/>
+          <w:sz w:val="20"/>
+          <w:szCs w:val="20"/>
+        </w:rPr>
+        <w:t>three weeks to six days</w:t>
+      </w:r>
+      <w:r>
+        <w:rPr>
+          <w:rFonts w:ascii="Calibri" w:cs="Calibri" w:eastAsia="Calibri" w:hAnsi="Calibri"/>
+          <w:b w:val="false"/>
+          <w:bCs w:val="false"/>
+          <w:sz w:val="20"/>
+          <w:szCs w:val="20"/>
+        </w:rPr>
+        <w:t xml:space="preserve"> and supporting 40+ concurrent tests across 7 product surfaces, the infrastructure that keeps activation work measured rather than argued.</w:t>
+      </w:r>
+    </w:p>
+    <w:p>
+      <w:pPr>
+        <w:pStyle w:val="ListParagraph"/>
+        <w:numPr>
+          <w:ilvl w:val="0"/>
+          <w:numId w:val="2"/>
+        </w:numPr>
+        <w:spacing w:after="60"/>
+      </w:pPr>
+      <w:r>
+        <w:rPr>
+          <w:rFonts w:ascii="Calibri" w:cs="Calibri" w:eastAsia="Calibri" w:hAnsi="Calibri"/>
+          <w:b w:val="false"/>
+          <w:bCs w:val="false"/>
+          <w:sz w:val="20"/>
+          <w:szCs w:val="20"/>
+        </w:rPr>
+        <w:t xml:space="preserve">Owned the activation roadmap end to end, including quarterly OKRs, prioritization, and cross-functional coordination across engineering, design, marketing, and analytics, an operating rhythm of stakeholder management across four functions.</w:t>
       </w:r>
     </w:p>
     <w:p>
@@ -583,40 +608,47 @@
           <w:sz w:val="20"/>
           <w:szCs w:val="20"/>
         </w:rPr>
-        <w:t xml:space="preserve">
-          <w:r>
-            <w:t xml:space="preserve">Ran the notifications and re-engagement surface; shipped a digest redesign that cut notification opt-outs </w:t>
-          </w:r>
-          <w:r>
-            <w:rPr>
-              <w:b/>
-            </w:rPr>
-            <w:t xml:space="preserve">22%</w:t>
-          </w:r>
-          <w:r>
-            <w:t xml:space="preserve"> while holding re-engagement flat.</w:t>
-          </w:r>
-        </w:t>
-      </w:r>
-    </w:p>
-    <w:p>
-      <w:pPr>
-        <w:pStyle w:val="ListParagraph"/>
-        <w:numPr>
-          <w:ilvl w:val="0"/>
-          <w:numId w:val="2"/>
-        </w:numPr>
-        <w:spacing w:after="60"/>
-      </w:pPr>
-      <w:r>
-        <w:rPr>
-          <w:rFonts w:ascii="Calibri" w:cs="Calibri" w:eastAsia="Calibri" w:hAnsi="Calibri"/>
-          <w:b w:val="false"/>
-          <w:bCs w:val="false"/>
-          <w:sz w:val="20"/>
-          <w:szCs w:val="20"/>
-        </w:rPr>
-        <w:t xml:space="preserve">Owned the mobile-web feature-parity program, coordinating a backlog across two engineering pods over two quarters.</w:t>
+        <w:t xml:space="preserve">Ran the notifications and re-engagement surface and shipped a digest redesign that cut notification opt-outs by </w:t>
+      </w:r>
+      <w:r>
+        <w:rPr>
+          <w:rFonts w:ascii="Calibri" w:cs="Calibri" w:eastAsia="Calibri" w:hAnsi="Calibri"/>
+          <w:b/>
+          <w:bCs/>
+          <w:sz w:val="20"/>
+          <w:szCs w:val="20"/>
+        </w:rPr>
+        <w:t>22%</w:t>
+      </w:r>
+      <w:r>
+        <w:rPr>
+          <w:rFonts w:ascii="Calibri" w:cs="Calibri" w:eastAsia="Calibri" w:hAnsi="Calibri"/>
+          <w:b w:val="false"/>
+          <w:bCs w:val="false"/>
+          <w:sz w:val="20"/>
+          <w:szCs w:val="20"/>
+        </w:rPr>
+        <w:t xml:space="preserve"> while holding re-engagement flat, a quality-over-quantity bet made and defended with user-behavior data.</w:t>
+      </w:r>
+    </w:p>
+    <w:p>
+      <w:pPr>
+        <w:pStyle w:val="ListParagraph"/>
+        <w:numPr>
+          <w:ilvl w:val="0"/>
+          <w:numId w:val="2"/>
+        </w:numPr>
+        <w:spacing w:after="60"/>
+      </w:pPr>
+      <w:r>
+        <w:rPr>
+          <w:rFonts w:ascii="Calibri" w:cs="Calibri" w:eastAsia="Calibri" w:hAnsi="Calibri"/>
+          <w:b w:val="false"/>
+          <w:bCs w:val="false"/>
+          <w:sz w:val="20"/>
+          <w:szCs w:val="20"/>
+        </w:rPr>
+        <w:t xml:space="preserve">Owned the mobile-web feature parity program, coordinating a cross-functional backlog across two engineering pods over two quarters and reporting trade-offs directly to founders and functional leads.</w:t>
       </w:r>
     </w:p>
     <w:p>
@@ -715,40 +747,67 @@
           <w:sz w:val="20"/>
           <w:szCs w:val="20"/>
         </w:rPr>
-        <w:t xml:space="preserve">
-          <w:r>
-            <w:t xml:space="preserve">Owned the creator-tools surface for a consumer photo-sharing app and shipped the collaborative-albums feature, which became the </w:t>
-          </w:r>
-          <w:r>
-            <w:rPr>
-              <w:b/>
-            </w:rPr>
-            <w:t xml:space="preserve">second-most-used feature</w:t>
-          </w:r>
-          <w:r>
-            <w:t xml:space="preserve"> in the app within six months.</w:t>
-          </w:r>
-        </w:t>
-      </w:r>
-    </w:p>
-    <w:p>
-      <w:pPr>
-        <w:pStyle w:val="ListParagraph"/>
-        <w:numPr>
-          <w:ilvl w:val="0"/>
-          <w:numId w:val="2"/>
-        </w:numPr>
-        <w:spacing w:after="60"/>
-      </w:pPr>
-      <w:r>
-        <w:rPr>
-          <w:rFonts w:ascii="Calibri" w:cs="Calibri" w:eastAsia="Calibri" w:hAnsi="Calibri"/>
-          <w:b w:val="false"/>
-          <w:bCs w:val="false"/>
-          <w:sz w:val="20"/>
-          <w:szCs w:val="20"/>
-        </w:rPr>
-        <w:t xml:space="preserve">Built the product org's user research practice, setting the interview cadence, the usability-testing rhythm, and a jobs-to-be-done framework the team still uses.</w:t>
+        <w:t xml:space="preserve">Owned the creator-tools surface, the publishing and audience-growth features the app's power users relied on, translating heavy-user feedback into a prioritized roadmap the team could commit to.</w:t>
+      </w:r>
+    </w:p>
+    <w:p>
+      <w:pPr>
+        <w:pStyle w:val="ListParagraph"/>
+        <w:numPr>
+          <w:ilvl w:val="0"/>
+          <w:numId w:val="2"/>
+        </w:numPr>
+        <w:spacing w:after="60"/>
+      </w:pPr>
+      <w:r>
+        <w:rPr>
+          <w:rFonts w:ascii="Calibri" w:cs="Calibri" w:eastAsia="Calibri" w:hAnsi="Calibri"/>
+          <w:b w:val="false"/>
+          <w:bCs w:val="false"/>
+          <w:sz w:val="20"/>
+          <w:szCs w:val="20"/>
+        </w:rPr>
+        <w:t xml:space="preserve">Built and ran the product org's user research practice for 2 years: the interview cadence, the usability-testing rhythm, and the jobs-to-be-done framework the team still uses today.</w:t>
+      </w:r>
+    </w:p>
+    <w:p>
+      <w:pPr>
+        <w:pStyle w:val="ListParagraph"/>
+        <w:numPr>
+          <w:ilvl w:val="0"/>
+          <w:numId w:val="2"/>
+        </w:numPr>
+        <w:spacing w:after="60"/>
+      </w:pPr>
+      <w:r>
+        <w:rPr>
+          <w:rFonts w:ascii="Calibri" w:cs="Calibri" w:eastAsia="Calibri" w:hAnsi="Calibri"/>
+          <w:b w:val="false"/>
+          <w:bCs w:val="false"/>
+          <w:sz w:val="20"/>
+          <w:szCs w:val="20"/>
+        </w:rPr>
+        <w:t xml:space="preserve">Shipped the collaborative-albums feature that became the </w:t>
+      </w:r>
+      <w:r>
+        <w:rPr>
+          <w:rFonts w:ascii="Calibri" w:cs="Calibri" w:eastAsia="Calibri" w:hAnsi="Calibri"/>
+          <w:b/>
+          <w:bCs/>
+          <w:sz w:val="20"/>
+          <w:szCs w:val="20"/>
+        </w:rPr>
+        <w:t>second-most-used feature</w:t>
+      </w:r>
+      <w:r>
+        <w:rPr>
+          <w:rFonts w:ascii="Calibri" w:cs="Calibri" w:eastAsia="Calibri" w:hAnsi="Calibri"/>
+          <w:b w:val="false"/>
+          <w:bCs w:val="false"/>
+          <w:sz w:val="20"/>
+          <w:szCs w:val="20"/>
+        </w:rPr>
+        <w:t xml:space="preserve"> in the app within 6 months of launch, validated end to end through that user research pipeline.</w:t>
       </w:r>
     </w:p>
     <w:p>
@@ -787,7 +846,7 @@
           <w:sz w:val="22"/>
           <w:szCs w:val="22"/>
         </w:rPr>
-        <w:t xml:space="preserve">MSc in Quantitative Psychology</w:t>
+        <w:t xml:space="preserve">MSc, Quantitative Psychology</w:t>
       </w:r>
       <w:r>
         <w:rPr>
@@ -798,28 +857,7 @@
           <w:sz w:val="20"/>
           <w:szCs w:val="20"/>
         </w:rPr>
-        <w:t xml:space="preserve"/>
-      </w:r>
-      <w:r>
-        <w:rPr>
-          <w:rFonts w:ascii="Calibri" w:cs="Calibri" w:eastAsia="Calibri" w:hAnsi="Calibri"/>
-          <w:i/>
-          <w:iCs/>
-          <w:color w:val="666666"/>
-          <w:sz w:val="20"/>
-          <w:szCs w:val="20"/>
-        </w:rPr>
         <w:tab/>
-      </w:r>
-      <w:r>
-        <w:rPr>
-          <w:rFonts w:ascii="Calibri" w:cs="Calibri" w:eastAsia="Calibri" w:hAnsi="Calibri"/>
-          <w:i/>
-          <w:iCs/>
-          <w:color w:val="666666"/>
-          <w:sz w:val="20"/>
-          <w:szCs w:val="20"/>
-        </w:rPr>
         <w:t xml:space="preserve">2018</w:t>
       </w:r>
     </w:p>
@@ -866,7 +904,7 @@
           <w:sz w:val="20"/>
           <w:szCs w:val="20"/>
         </w:rPr>
-        <w:t xml:space="preserve">Coursework in panel data econometrics, mixed-effects modeling, and user research methodology; thesis on attention and engagement patterns in consumer mobile apps.</w:t>
+        <w:t xml:space="preserve">Coursework in panel data econometrics, mixed-effects modeling, and research methodology; thesis on attention and engagement patterns in consumer mobile apps, the academic root of the activation and user research work since.</w:t>
       </w:r>
     </w:p>
     <w:p>
@@ -886,7 +924,7 @@
           <w:sz w:val="22"/>
           <w:szCs w:val="22"/>
         </w:rPr>
-        <w:t xml:space="preserve">BA in Cognitive Science</w:t>
+        <w:t xml:space="preserve">BA, Cognitive Science</w:t>
       </w:r>
       <w:r>
         <w:rPr>
@@ -897,28 +935,7 @@
           <w:sz w:val="20"/>
           <w:szCs w:val="20"/>
         </w:rPr>
-        <w:t xml:space="preserve"/>
-      </w:r>
-      <w:r>
-        <w:rPr>
-          <w:rFonts w:ascii="Calibri" w:cs="Calibri" w:eastAsia="Calibri" w:hAnsi="Calibri"/>
-          <w:i/>
-          <w:iCs/>
-          <w:color w:val="666666"/>
-          <w:sz w:val="20"/>
-          <w:szCs w:val="20"/>
-        </w:rPr>
         <w:tab/>
-      </w:r>
-      <w:r>
-        <w:rPr>
-          <w:rFonts w:ascii="Calibri" w:cs="Calibri" w:eastAsia="Calibri" w:hAnsi="Calibri"/>
-          <w:i/>
-          <w:iCs/>
-          <w:color w:val="666666"/>
-          <w:sz w:val="20"/>
-          <w:szCs w:val="20"/>
-        </w:rPr>
         <w:t xml:space="preserve">2016</w:t>
       </w:r>
     </w:p>
@@ -965,7 +982,7 @@
           <w:sz w:val="20"/>
           <w:szCs w:val="20"/>
         </w:rPr>
-        <w:t xml:space="preserve">Concentrations in human-computer interaction and decision theory.</w:t>
+        <w:t xml:space="preserve">Concentrations in human-computer interaction and decision theory, the foundation for reading user-behavior data and designing experiments that connect interface decisions to measured outcomes.</w:t>
       </w:r>
     </w:p>
     <w:p>

--- a/examples/showcase/CV - Northwind Operations - Senior PM.docx
+++ b/examples/showcase/CV - Northwind Operations - Senior PM.docx
@@ -62,7 +62,7 @@
             <w:sz w:val="20"/>
             <w:szCs w:val="20"/>
           </w:rPr>
-          <w:t xml:space="preserve">jordanpark.me</w:t>
+          <w:t xml:space="preserve">jordanpark.example.com</w:t>
         </w:r>
       </w:hyperlink>
       <w:r>
@@ -81,7 +81,7 @@
             <w:sz w:val="20"/>
             <w:szCs w:val="20"/>
           </w:rPr>
-          <w:t xml:space="preserve">linkedin.com/in/jordanpark</w:t>
+          <w:t xml:space="preserve">linkedin.example.com/in/jordanpark</w:t>
         </w:r>
       </w:hyperlink>
       <w:r>
